--- a/public/resumes.mileinyvaldez.docx
+++ b/public/resumes.mileinyvaldez.docx
@@ -130,8 +130,6 @@
         <w:sdtPr>
           <w:rPr>
             <w:color w:val="0070C0"/>
-            <w:sz w:val="20"/>
-            <w:szCs w:val="20"/>
           </w:rPr>
           <w:tag w:val="goog_rdk_0"/>
           <w:id w:val="-1204726086"/>
@@ -141,8 +139,6 @@
             <w:rPr>
               <w:rFonts w:ascii="Times New Roman" w:hAnsi="Times New Roman" w:cs="Times New Roman"/>
               <w:color w:val="0070C0"/>
-              <w:sz w:val="18"/>
-              <w:szCs w:val="18"/>
             </w:rPr>
             <w:t>Portfolio</w:t>
           </w:r>
@@ -150,8 +146,13 @@
             <w:rPr>
               <w:rFonts w:ascii="Times New Roman" w:hAnsi="Times New Roman" w:cs="Times New Roman"/>
               <w:color w:val="0070C0"/>
-              <w:sz w:val="18"/>
-              <w:szCs w:val="18"/>
+            </w:rPr>
+            <w:t>:</w:t>
+          </w:r>
+          <w:r>
+            <w:rPr>
+              <w:rFonts w:ascii="Times New Roman" w:hAnsi="Times New Roman" w:cs="Times New Roman"/>
+              <w:color w:val="0070C0"/>
             </w:rPr>
             <w:t xml:space="preserve"> </w:t>
           </w:r>
@@ -169,7 +170,7 @@
             <w:szCs w:val="21"/>
             <w:bdr w:val="none" w:sz="0" w:space="0" w:color="auto" w:frame="1"/>
           </w:rPr>
-          <w:t>https://myportfolios2.vercel.app</w:t>
+          <w:t>https://mileiny-nolasco-portfolio.vercel.app/</w:t>
         </w:r>
       </w:hyperlink>
       <w:r>

--- a/public/resumes.mileinyvaldez.docx
+++ b/public/resumes.mileinyvaldez.docx
@@ -145,9 +145,79 @@
             </w:rPr>
             <w:t>♦</w:t>
           </w:r>
+          <w:r>
+            <w:rPr>
+              <w:rFonts w:ascii="Times New Roman" w:hAnsi="Times New Roman" w:cs="Times New Roman"/>
+              <w:color w:val="000000" w:themeColor="text1"/>
+              <w:sz w:val="28"/>
+              <w:szCs w:val="28"/>
+            </w:rPr>
+            <w:t xml:space="preserve">Portfolio: </w:t>
+          </w:r>
+          <w:hyperlink r:id="rId6" w:history="1">
+            <w:r>
+              <w:rPr>
+                <w:rStyle w:val="Hyperlink"/>
+                <w:rFonts w:ascii="Segoe UI" w:hAnsi="Segoe UI" w:cs="Segoe UI"/>
+                <w:color w:val="0969DA"/>
+                <w:sz w:val="21"/>
+                <w:szCs w:val="21"/>
+              </w:rPr>
+              <w:t>https</w:t>
+            </w:r>
+            <w:r>
+              <w:rPr>
+                <w:rStyle w:val="Hyperlink"/>
+                <w:rFonts w:ascii="Segoe UI" w:hAnsi="Segoe UI" w:cs="Segoe UI"/>
+                <w:color w:val="0969DA"/>
+                <w:sz w:val="21"/>
+                <w:szCs w:val="21"/>
+              </w:rPr>
+              <w:t>:</w:t>
+            </w:r>
+            <w:r>
+              <w:rPr>
+                <w:rStyle w:val="Hyperlink"/>
+                <w:rFonts w:ascii="Segoe UI" w:hAnsi="Segoe UI" w:cs="Segoe UI"/>
+                <w:color w:val="0969DA"/>
+                <w:sz w:val="21"/>
+                <w:szCs w:val="21"/>
+              </w:rPr>
+              <w:t>/</w:t>
+            </w:r>
+            <w:r>
+              <w:rPr>
+                <w:rStyle w:val="Hyperlink"/>
+                <w:rFonts w:ascii="Segoe UI" w:hAnsi="Segoe UI" w:cs="Segoe UI"/>
+                <w:color w:val="0969DA"/>
+                <w:sz w:val="21"/>
+                <w:szCs w:val="21"/>
+              </w:rPr>
+              <w:t>/mileiny-portfolio-valdez.vercel.app/</w:t>
+            </w:r>
+          </w:hyperlink>
+          <w:r>
+            <w:rPr>
+              <w:rFonts w:ascii="Segoe UI" w:hAnsi="Segoe UI" w:cs="Segoe UI"/>
+              <w:color w:val="1F2328"/>
+              <w:sz w:val="21"/>
+              <w:szCs w:val="21"/>
+            </w:rPr>
+            <w:t xml:space="preserve">  </w:t>
+          </w:r>
+          <w:r>
+            <w:rPr>
+              <w:rFonts w:ascii="Times New Roman" w:eastAsia="Arial Unicode MS" w:hAnsi="Times New Roman" w:cs="Times New Roman"/>
+              <w:color w:val="000000" w:themeColor="text1"/>
+              <w:sz w:val="28"/>
+              <w:szCs w:val="28"/>
+              <w:highlight w:val="white"/>
+            </w:rPr>
+            <w:t>♦</w:t>
+          </w:r>
         </w:sdtContent>
       </w:sdt>
-      <w:hyperlink r:id="rId6">
+      <w:hyperlink r:id="rId7">
         <w:r>
           <w:rPr>
             <w:rFonts w:ascii="Times New Roman" w:eastAsia="Times New Roman" w:hAnsi="Times New Roman" w:cs="Times New Roman"/>
@@ -192,7 +262,7 @@
           </w:r>
         </w:sdtContent>
       </w:sdt>
-      <w:hyperlink r:id="rId7">
+      <w:hyperlink r:id="rId8">
         <w:r>
           <w:rPr>
             <w:rFonts w:ascii="Times New Roman" w:eastAsia="Times New Roman" w:hAnsi="Times New Roman" w:cs="Times New Roman"/>
@@ -1934,7 +2004,7 @@
         </w:rPr>
         <w:t xml:space="preserve">HTML, CSS, JavaScript, </w:t>
       </w:r>
-      <w:hyperlink r:id="rId8">
+      <w:hyperlink r:id="rId9">
         <w:r>
           <w:rPr>
             <w:rFonts w:ascii="Times New Roman" w:eastAsia="Times New Roman" w:hAnsi="Times New Roman" w:cs="Times New Roman"/>
@@ -2153,6 +2223,155 @@
     </w:lvl>
   </w:abstractNum>
   <w:abstractNum w:abstractNumId="1" w15:restartNumberingAfterBreak="0">
+    <w:nsid w:val="20146477"/>
+    <w:multiLevelType w:val="multilevel"/>
+    <w:tmpl w:val="C974ECEA"/>
+    <w:lvl w:ilvl="0">
+      <w:start w:val="1"/>
+      <w:numFmt w:val="bullet"/>
+      <w:lvlText w:val=""/>
+      <w:lvlJc w:val="left"/>
+      <w:pPr>
+        <w:tabs>
+          <w:tab w:val="num" w:pos="720"/>
+        </w:tabs>
+        <w:ind w:left="720" w:hanging="360"/>
+      </w:pPr>
+      <w:rPr>
+        <w:rFonts w:ascii="Symbol" w:hAnsi="Symbol" w:hint="default"/>
+        <w:sz w:val="20"/>
+      </w:rPr>
+    </w:lvl>
+    <w:lvl w:ilvl="1" w:tentative="1">
+      <w:start w:val="1"/>
+      <w:numFmt w:val="bullet"/>
+      <w:lvlText w:val="o"/>
+      <w:lvlJc w:val="left"/>
+      <w:pPr>
+        <w:tabs>
+          <w:tab w:val="num" w:pos="1440"/>
+        </w:tabs>
+        <w:ind w:left="1440" w:hanging="360"/>
+      </w:pPr>
+      <w:rPr>
+        <w:rFonts w:ascii="Courier New" w:hAnsi="Courier New" w:hint="default"/>
+        <w:sz w:val="20"/>
+      </w:rPr>
+    </w:lvl>
+    <w:lvl w:ilvl="2" w:tentative="1">
+      <w:start w:val="1"/>
+      <w:numFmt w:val="bullet"/>
+      <w:lvlText w:val=""/>
+      <w:lvlJc w:val="left"/>
+      <w:pPr>
+        <w:tabs>
+          <w:tab w:val="num" w:pos="2160"/>
+        </w:tabs>
+        <w:ind w:left="2160" w:hanging="360"/>
+      </w:pPr>
+      <w:rPr>
+        <w:rFonts w:ascii="Wingdings" w:hAnsi="Wingdings" w:hint="default"/>
+        <w:sz w:val="20"/>
+      </w:rPr>
+    </w:lvl>
+    <w:lvl w:ilvl="3" w:tentative="1">
+      <w:start w:val="1"/>
+      <w:numFmt w:val="bullet"/>
+      <w:lvlText w:val=""/>
+      <w:lvlJc w:val="left"/>
+      <w:pPr>
+        <w:tabs>
+          <w:tab w:val="num" w:pos="2880"/>
+        </w:tabs>
+        <w:ind w:left="2880" w:hanging="360"/>
+      </w:pPr>
+      <w:rPr>
+        <w:rFonts w:ascii="Wingdings" w:hAnsi="Wingdings" w:hint="default"/>
+        <w:sz w:val="20"/>
+      </w:rPr>
+    </w:lvl>
+    <w:lvl w:ilvl="4" w:tentative="1">
+      <w:start w:val="1"/>
+      <w:numFmt w:val="bullet"/>
+      <w:lvlText w:val=""/>
+      <w:lvlJc w:val="left"/>
+      <w:pPr>
+        <w:tabs>
+          <w:tab w:val="num" w:pos="3600"/>
+        </w:tabs>
+        <w:ind w:left="3600" w:hanging="360"/>
+      </w:pPr>
+      <w:rPr>
+        <w:rFonts w:ascii="Wingdings" w:hAnsi="Wingdings" w:hint="default"/>
+        <w:sz w:val="20"/>
+      </w:rPr>
+    </w:lvl>
+    <w:lvl w:ilvl="5" w:tentative="1">
+      <w:start w:val="1"/>
+      <w:numFmt w:val="bullet"/>
+      <w:lvlText w:val=""/>
+      <w:lvlJc w:val="left"/>
+      <w:pPr>
+        <w:tabs>
+          <w:tab w:val="num" w:pos="4320"/>
+        </w:tabs>
+        <w:ind w:left="4320" w:hanging="360"/>
+      </w:pPr>
+      <w:rPr>
+        <w:rFonts w:ascii="Wingdings" w:hAnsi="Wingdings" w:hint="default"/>
+        <w:sz w:val="20"/>
+      </w:rPr>
+    </w:lvl>
+    <w:lvl w:ilvl="6" w:tentative="1">
+      <w:start w:val="1"/>
+      <w:numFmt w:val="bullet"/>
+      <w:lvlText w:val=""/>
+      <w:lvlJc w:val="left"/>
+      <w:pPr>
+        <w:tabs>
+          <w:tab w:val="num" w:pos="5040"/>
+        </w:tabs>
+        <w:ind w:left="5040" w:hanging="360"/>
+      </w:pPr>
+      <w:rPr>
+        <w:rFonts w:ascii="Wingdings" w:hAnsi="Wingdings" w:hint="default"/>
+        <w:sz w:val="20"/>
+      </w:rPr>
+    </w:lvl>
+    <w:lvl w:ilvl="7" w:tentative="1">
+      <w:start w:val="1"/>
+      <w:numFmt w:val="bullet"/>
+      <w:lvlText w:val=""/>
+      <w:lvlJc w:val="left"/>
+      <w:pPr>
+        <w:tabs>
+          <w:tab w:val="num" w:pos="5760"/>
+        </w:tabs>
+        <w:ind w:left="5760" w:hanging="360"/>
+      </w:pPr>
+      <w:rPr>
+        <w:rFonts w:ascii="Wingdings" w:hAnsi="Wingdings" w:hint="default"/>
+        <w:sz w:val="20"/>
+      </w:rPr>
+    </w:lvl>
+    <w:lvl w:ilvl="8" w:tentative="1">
+      <w:start w:val="1"/>
+      <w:numFmt w:val="bullet"/>
+      <w:lvlText w:val=""/>
+      <w:lvlJc w:val="left"/>
+      <w:pPr>
+        <w:tabs>
+          <w:tab w:val="num" w:pos="6480"/>
+        </w:tabs>
+        <w:ind w:left="6480" w:hanging="360"/>
+      </w:pPr>
+      <w:rPr>
+        <w:rFonts w:ascii="Wingdings" w:hAnsi="Wingdings" w:hint="default"/>
+        <w:sz w:val="20"/>
+      </w:rPr>
+    </w:lvl>
+  </w:abstractNum>
+  <w:abstractNum w:abstractNumId="2" w15:restartNumberingAfterBreak="0">
     <w:nsid w:val="211A14BC"/>
     <w:multiLevelType w:val="multilevel"/>
     <w:tmpl w:val="2DEADB20"/>
@@ -2265,7 +2484,7 @@
       </w:rPr>
     </w:lvl>
   </w:abstractNum>
-  <w:abstractNum w:abstractNumId="2" w15:restartNumberingAfterBreak="0">
+  <w:abstractNum w:abstractNumId="3" w15:restartNumberingAfterBreak="0">
     <w:nsid w:val="21F43BA6"/>
     <w:multiLevelType w:val="multilevel"/>
     <w:tmpl w:val="FB4E9ADE"/>
@@ -2378,7 +2597,7 @@
       </w:rPr>
     </w:lvl>
   </w:abstractNum>
-  <w:abstractNum w:abstractNumId="3" w15:restartNumberingAfterBreak="0">
+  <w:abstractNum w:abstractNumId="4" w15:restartNumberingAfterBreak="0">
     <w:nsid w:val="23693564"/>
     <w:multiLevelType w:val="hybridMultilevel"/>
     <w:tmpl w:val="FB0ECF14"/>
@@ -2491,7 +2710,7 @@
       </w:rPr>
     </w:lvl>
   </w:abstractNum>
-  <w:abstractNum w:abstractNumId="4" w15:restartNumberingAfterBreak="0">
+  <w:abstractNum w:abstractNumId="5" w15:restartNumberingAfterBreak="0">
     <w:nsid w:val="2CA32059"/>
     <w:multiLevelType w:val="hybridMultilevel"/>
     <w:tmpl w:val="47840AB4"/>
@@ -2604,7 +2823,7 @@
       </w:rPr>
     </w:lvl>
   </w:abstractNum>
-  <w:abstractNum w:abstractNumId="5" w15:restartNumberingAfterBreak="0">
+  <w:abstractNum w:abstractNumId="6" w15:restartNumberingAfterBreak="0">
     <w:nsid w:val="3C747A65"/>
     <w:multiLevelType w:val="multilevel"/>
     <w:tmpl w:val="7BA8575C"/>
@@ -2735,7 +2954,7 @@
       </w:rPr>
     </w:lvl>
   </w:abstractNum>
-  <w:abstractNum w:abstractNumId="6" w15:restartNumberingAfterBreak="0">
+  <w:abstractNum w:abstractNumId="7" w15:restartNumberingAfterBreak="0">
     <w:nsid w:val="454E7C3D"/>
     <w:multiLevelType w:val="multilevel"/>
     <w:tmpl w:val="EC622AE4"/>
@@ -2848,7 +3067,7 @@
       </w:rPr>
     </w:lvl>
   </w:abstractNum>
-  <w:abstractNum w:abstractNumId="7" w15:restartNumberingAfterBreak="0">
+  <w:abstractNum w:abstractNumId="8" w15:restartNumberingAfterBreak="0">
     <w:nsid w:val="4573138E"/>
     <w:multiLevelType w:val="multilevel"/>
     <w:tmpl w:val="9F7E17F8"/>
@@ -2979,7 +3198,7 @@
       </w:rPr>
     </w:lvl>
   </w:abstractNum>
-  <w:abstractNum w:abstractNumId="8" w15:restartNumberingAfterBreak="0">
+  <w:abstractNum w:abstractNumId="9" w15:restartNumberingAfterBreak="0">
     <w:nsid w:val="5017480D"/>
     <w:multiLevelType w:val="hybridMultilevel"/>
     <w:tmpl w:val="B6289EDA"/>
@@ -3092,7 +3311,7 @@
       </w:rPr>
     </w:lvl>
   </w:abstractNum>
-  <w:abstractNum w:abstractNumId="9" w15:restartNumberingAfterBreak="0">
+  <w:abstractNum w:abstractNumId="10" w15:restartNumberingAfterBreak="0">
     <w:nsid w:val="51E75C98"/>
     <w:multiLevelType w:val="multilevel"/>
     <w:tmpl w:val="F5BCE2F4"/>
@@ -3205,7 +3424,7 @@
       </w:rPr>
     </w:lvl>
   </w:abstractNum>
-  <w:abstractNum w:abstractNumId="10" w15:restartNumberingAfterBreak="0">
+  <w:abstractNum w:abstractNumId="11" w15:restartNumberingAfterBreak="0">
     <w:nsid w:val="5CEE5DAD"/>
     <w:multiLevelType w:val="multilevel"/>
     <w:tmpl w:val="05E2328E"/>
@@ -3318,7 +3537,7 @@
       </w:rPr>
     </w:lvl>
   </w:abstractNum>
-  <w:abstractNum w:abstractNumId="11" w15:restartNumberingAfterBreak="0">
+  <w:abstractNum w:abstractNumId="12" w15:restartNumberingAfterBreak="0">
     <w:nsid w:val="71690735"/>
     <w:multiLevelType w:val="hybridMultilevel"/>
     <w:tmpl w:val="FB802844"/>
@@ -3431,7 +3650,7 @@
       </w:rPr>
     </w:lvl>
   </w:abstractNum>
-  <w:abstractNum w:abstractNumId="12" w15:restartNumberingAfterBreak="0">
+  <w:abstractNum w:abstractNumId="13" w15:restartNumberingAfterBreak="0">
     <w:nsid w:val="79046D99"/>
     <w:multiLevelType w:val="multilevel"/>
     <w:tmpl w:val="B3AA0634"/>
@@ -3563,7 +3782,7 @@
       </w:rPr>
     </w:lvl>
   </w:abstractNum>
-  <w:abstractNum w:abstractNumId="13" w15:restartNumberingAfterBreak="0">
+  <w:abstractNum w:abstractNumId="14" w15:restartNumberingAfterBreak="0">
     <w:nsid w:val="79B1448B"/>
     <w:multiLevelType w:val="multilevel"/>
     <w:tmpl w:val="CFD6F78A"/>
@@ -3678,46 +3897,49 @@
     </w:lvl>
   </w:abstractNum>
   <w:num w:numId="1" w16cid:durableId="785655957">
-    <w:abstractNumId w:val="1"/>
+    <w:abstractNumId w:val="2"/>
   </w:num>
   <w:num w:numId="2" w16cid:durableId="2010598813">
+    <w:abstractNumId w:val="14"/>
+  </w:num>
+  <w:num w:numId="3" w16cid:durableId="1856768988">
+    <w:abstractNumId w:val="3"/>
+  </w:num>
+  <w:num w:numId="4" w16cid:durableId="1775586629">
+    <w:abstractNumId w:val="7"/>
+  </w:num>
+  <w:num w:numId="5" w16cid:durableId="1445266502">
+    <w:abstractNumId w:val="10"/>
+  </w:num>
+  <w:num w:numId="6" w16cid:durableId="1040202924">
     <w:abstractNumId w:val="13"/>
   </w:num>
-  <w:num w:numId="3" w16cid:durableId="1856768988">
-    <w:abstractNumId w:val="2"/>
-  </w:num>
-  <w:num w:numId="4" w16cid:durableId="1775586629">
+  <w:num w:numId="7" w16cid:durableId="771556865">
     <w:abstractNumId w:val="6"/>
   </w:num>
-  <w:num w:numId="5" w16cid:durableId="1445266502">
-    <w:abstractNumId w:val="9"/>
+  <w:num w:numId="8" w16cid:durableId="824971950">
+    <w:abstractNumId w:val="8"/>
   </w:num>
-  <w:num w:numId="6" w16cid:durableId="1040202924">
+  <w:num w:numId="9" w16cid:durableId="2071728837">
+    <w:abstractNumId w:val="11"/>
+  </w:num>
+  <w:num w:numId="10" w16cid:durableId="904032132">
     <w:abstractNumId w:val="12"/>
   </w:num>
-  <w:num w:numId="7" w16cid:durableId="771556865">
-    <w:abstractNumId w:val="5"/>
-  </w:num>
-  <w:num w:numId="8" w16cid:durableId="824971950">
-    <w:abstractNumId w:val="7"/>
-  </w:num>
-  <w:num w:numId="9" w16cid:durableId="2071728837">
-    <w:abstractNumId w:val="10"/>
-  </w:num>
-  <w:num w:numId="10" w16cid:durableId="904032132">
-    <w:abstractNumId w:val="11"/>
-  </w:num>
   <w:num w:numId="11" w16cid:durableId="1262760421">
-    <w:abstractNumId w:val="8"/>
+    <w:abstractNumId w:val="9"/>
   </w:num>
   <w:num w:numId="12" w16cid:durableId="1657606811">
     <w:abstractNumId w:val="0"/>
   </w:num>
   <w:num w:numId="13" w16cid:durableId="1582838194">
+    <w:abstractNumId w:val="5"/>
+  </w:num>
+  <w:num w:numId="14" w16cid:durableId="1007094624">
     <w:abstractNumId w:val="4"/>
   </w:num>
-  <w:num w:numId="14" w16cid:durableId="1007094624">
-    <w:abstractNumId w:val="3"/>
+  <w:num w:numId="15" w16cid:durableId="800538466">
+    <w:abstractNumId w:val="1"/>
   </w:num>
 </w:numbering>
 </file>
@@ -4756,6 +4978,18 @@
       <w:u w:val="single"/>
     </w:rPr>
   </w:style>
+  <w:style w:type="paragraph" w:customStyle="1" w:styleId="vcard-detail">
+    <w:name w:val="vcard-detail"/>
+    <w:basedOn w:val="Normal"/>
+    <w:rsid w:val="00B346B6"/>
+    <w:pPr>
+      <w:spacing w:before="100" w:beforeAutospacing="1" w:after="100" w:afterAutospacing="1" w:line="240" w:lineRule="auto"/>
+    </w:pPr>
+    <w:rPr>
+      <w:rFonts w:ascii="Times New Roman" w:eastAsia="Times New Roman" w:hAnsi="Times New Roman" w:cs="Times New Roman"/>
+      <w:lang w:val="en-US"/>
+    </w:rPr>
+  </w:style>
 </w:styles>
 </file>
 
